--- a/courseware/LP-Fast-Track Innovations with Agile Design Thinking and GenAI.docx
+++ b/courseware/LP-Fast-Track Innovations with Agile Design Thinking and GenAI.docx
@@ -605,6 +605,25 @@
           <w:color w:val="333333"/>
           <w:sz w:val="22"/>
         </w:rPr>
+        <w:t>Assessment Session (conducted separately, after the 16 instructional hours)</w:t>
+        <w:tab/>
+        <w:t>8</w:t>
+      </w:r>
+    </w:p>
+    <w:p>
+      <w:pPr>
+        <w:tabs>
+          <w:tab w:pos="9072" w:val="right" w:leader="dot"/>
+        </w:tabs>
+        <w:spacing w:after="60"/>
+      </w:pPr>
+      <w:r>
+        <w:rPr>
+          <w:rFonts w:ascii="Arial" w:hAnsi="Arial"/>
+          <w:b/>
+          <w:color w:val="333333"/>
+          <w:sz w:val="22"/>
+        </w:rPr>
         <w:t>Activity Reference (aligned to topics and learning outcomes)</w:t>
         <w:tab/>
         <w:t>8</w:t>
@@ -626,7 +645,7 @@
         </w:rPr>
         <w:t>Detailed Activity Schedule</w:t>
         <w:tab/>
-        <w:t>8</w:t>
+        <w:t>9</w:t>
       </w:r>
     </w:p>
     <w:p>
@@ -775,7 +794,7 @@
               <w:rPr>
                 <w:sz w:val="20"/>
               </w:rPr>
-              <w:t>2 days · 8 training hours per day (16 hours) + 2 hours assessment</w:t>
+              <w:t>2 days · 8 training hours per day (16 instructional hours), plus a separate 2-hour assessment session</w:t>
             </w:r>
           </w:p>
         </w:tc>
@@ -1274,7 +1293,7 @@
         <w:rPr>
           <w:sz w:val="21"/>
         </w:rPr>
-        <w:t>Written Assessment (WA) — Short-Answer Questions (SAQ), 1 hour, open book.</w:t>
+        <w:t>Written Assessment (WA) — Short-Answer Questions (SAQ), 0.5 hour, open book.</w:t>
       </w:r>
     </w:p>
     <w:p>
@@ -1307,7 +1326,7 @@
         <w:rPr>
           <w:sz w:val="21"/>
         </w:rPr>
-        <w:t>The final assessment is conducted at the end of Day 2.</w:t>
+        <w:t>The final assessment is conducted as a separate session at the end of Day 2, outside the 16 instructional hours: WA (0.5 h) then CS (1 h).</w:t>
       </w:r>
     </w:p>
     <w:p>
@@ -2749,7 +2768,7 @@
                 <w:b w:val="0"/>
                 <w:sz w:val="19"/>
               </w:rPr>
-              <w:t>Course revision, Q&amp;A, mandatory TRAQOM course feedback survey and Assessment digital attendance</w:t>
+              <w:t>Course revision and Q&amp;A</w:t>
             </w:r>
           </w:p>
         </w:tc>
@@ -2768,7 +2787,7 @@
                 <w:b/>
                 <w:sz w:val="19"/>
               </w:rPr>
-              <w:t>18:00–18:15</w:t>
+              <w:t>18:00–18:30</w:t>
             </w:r>
           </w:p>
         </w:tc>
@@ -2785,7 +2804,7 @@
                 <w:b w:val="0"/>
                 <w:sz w:val="19"/>
               </w:rPr>
-              <w:t>15 min</w:t>
+              <w:t>30 min</w:t>
             </w:r>
           </w:p>
         </w:tc>
@@ -2802,60 +2821,7 @@
                 <w:b/>
                 <w:sz w:val="19"/>
               </w:rPr>
-              <w:t>Briefing for Assessment</w:t>
-            </w:r>
-          </w:p>
-        </w:tc>
-      </w:tr>
-      <w:tr>
-        <w:tc>
-          <w:tcPr>
-            <w:tcW w:type="dxa" w:w="1656"/>
-            <w:shd w:val="clear" w:color="auto" w:fill="E8F7EE"/>
-          </w:tcPr>
-          <w:p>
-            <w:r/>
-            <w:r>
-              <w:rPr>
-                <w:rFonts w:ascii="Arial" w:hAnsi="Arial"/>
-                <w:b/>
-                <w:sz w:val="19"/>
-              </w:rPr>
-              <w:t>18:15–18:30</w:t>
-            </w:r>
-          </w:p>
-        </w:tc>
-        <w:tc>
-          <w:tcPr>
-            <w:tcW w:type="dxa" w:w="1296"/>
-            <w:shd w:val="clear" w:color="auto" w:fill="E8F7EE"/>
-          </w:tcPr>
-          <w:p>
-            <w:r/>
-            <w:r>
-              <w:rPr>
-                <w:rFonts w:ascii="Arial" w:hAnsi="Arial"/>
-                <w:b w:val="0"/>
-                <w:sz w:val="19"/>
-              </w:rPr>
-              <w:t>15 min</w:t>
-            </w:r>
-          </w:p>
-        </w:tc>
-        <w:tc>
-          <w:tcPr>
-            <w:tcW w:type="dxa" w:w="6840"/>
-            <w:shd w:val="clear" w:color="auto" w:fill="E8F7EE"/>
-          </w:tcPr>
-          <w:p>
-            <w:r/>
-            <w:r>
-              <w:rPr>
-                <w:rFonts w:ascii="Arial" w:hAnsi="Arial"/>
-                <w:b/>
-                <w:sz w:val="19"/>
-              </w:rPr>
-              <w:t>Final Assessment begins — Written Assessment (WA, SAQ) 1 hour then Case Study (CS) 1 hour, both open book. Learners submit on the LMS and sign the Assessment Summary Record.</w:t>
+              <w:t>Briefing for Assessment, mandatory TRAQOM survey and Assessment digital attendance. End of the 8 instructional hours.</w:t>
             </w:r>
           </w:p>
         </w:tc>
@@ -2871,6 +2837,296 @@
         <w:t>Total training time: 480 minutes (8 hours).</w:t>
       </w:r>
     </w:p>
+    <w:p>
+      <w:pPr>
+        <w:pStyle w:val="Heading1"/>
+      </w:pPr>
+      <w:r>
+        <w:t>Assessment Session (conducted separately, after the 16 instructional hours)</w:t>
+      </w:r>
+    </w:p>
+    <w:p>
+      <w:r>
+        <w:t>The 2-hour assessment is scheduled as a separate session at the end of Day 2 and is NOT counted within the 16 instructional hours. Learners who have met the 75% attendance requirement sit both instruments in the order below.</w:t>
+      </w:r>
+    </w:p>
+    <w:tbl>
+      <w:tblPr>
+        <w:tblStyle w:val="TableGrid"/>
+        <w:tblW w:type="auto" w:w="0"/>
+        <w:tblLook w:firstColumn="1" w:firstRow="1" w:lastColumn="0" w:lastRow="0" w:noHBand="0" w:noVBand="1" w:val="04A0"/>
+      </w:tblPr>
+      <w:tblGrid>
+        <w:gridCol w:w="2880"/>
+        <w:gridCol w:w="2880"/>
+        <w:gridCol w:w="2880"/>
+      </w:tblGrid>
+      <w:tr>
+        <w:tc>
+          <w:tcPr>
+            <w:tcW w:type="dxa" w:w="1296"/>
+            <w:shd w:val="clear" w:color="auto" w:fill="1F6FEB"/>
+          </w:tcPr>
+          <w:p>
+            <w:r/>
+            <w:r>
+              <w:rPr>
+                <w:rFonts w:ascii="Arial" w:hAnsi="Arial"/>
+                <w:b/>
+                <w:color w:val="FFFFFF"/>
+                <w:sz w:val="20"/>
+              </w:rPr>
+              <w:t>Duration</w:t>
+            </w:r>
+          </w:p>
+        </w:tc>
+        <w:tc>
+          <w:tcPr>
+            <w:tcW w:type="dxa" w:w="3744"/>
+            <w:shd w:val="clear" w:color="auto" w:fill="1F6FEB"/>
+          </w:tcPr>
+          <w:p>
+            <w:r/>
+            <w:r>
+              <w:rPr>
+                <w:rFonts w:ascii="Arial" w:hAnsi="Arial"/>
+                <w:b/>
+                <w:color w:val="FFFFFF"/>
+                <w:sz w:val="20"/>
+              </w:rPr>
+              <w:t>Instrument</w:t>
+            </w:r>
+          </w:p>
+        </w:tc>
+        <w:tc>
+          <w:tcPr>
+            <w:tcW w:type="dxa" w:w="4752"/>
+            <w:shd w:val="clear" w:color="auto" w:fill="1F6FEB"/>
+          </w:tcPr>
+          <w:p>
+            <w:r/>
+            <w:r>
+              <w:rPr>
+                <w:rFonts w:ascii="Arial" w:hAnsi="Arial"/>
+                <w:b/>
+                <w:color w:val="FFFFFF"/>
+                <w:sz w:val="20"/>
+              </w:rPr>
+              <w:t>Details</w:t>
+            </w:r>
+          </w:p>
+        </w:tc>
+      </w:tr>
+      <w:tr>
+        <w:tc>
+          <w:tcPr>
+            <w:tcW w:type="dxa" w:w="1296"/>
+            <w:shd w:val="clear" w:color="auto" w:fill="E8F7EE"/>
+          </w:tcPr>
+          <w:p>
+            <w:r/>
+            <w:r>
+              <w:rPr>
+                <w:rFonts w:ascii="Arial" w:hAnsi="Arial"/>
+                <w:b/>
+                <w:sz w:val="19"/>
+              </w:rPr>
+              <w:t>15 min</w:t>
+            </w:r>
+          </w:p>
+        </w:tc>
+        <w:tc>
+          <w:tcPr>
+            <w:tcW w:type="dxa" w:w="3744"/>
+            <w:shd w:val="clear" w:color="auto" w:fill="E8F7EE"/>
+          </w:tcPr>
+          <w:p>
+            <w:r/>
+            <w:r>
+              <w:rPr>
+                <w:rFonts w:ascii="Arial" w:hAnsi="Arial"/>
+                <w:b/>
+                <w:sz w:val="19"/>
+              </w:rPr>
+              <w:t>Briefing for Assessment</w:t>
+            </w:r>
+          </w:p>
+        </w:tc>
+        <w:tc>
+          <w:tcPr>
+            <w:tcW w:type="dxa" w:w="4752"/>
+          </w:tcPr>
+          <w:p>
+            <w:r/>
+            <w:r>
+              <w:rPr>
+                <w:rFonts w:ascii="Arial" w:hAnsi="Arial"/>
+                <w:b w:val="0"/>
+                <w:sz w:val="19"/>
+              </w:rPr>
+              <w:t>Assessment rules, materials permitted, and the appeal process.</w:t>
+            </w:r>
+          </w:p>
+        </w:tc>
+      </w:tr>
+      <w:tr>
+        <w:tc>
+          <w:tcPr>
+            <w:tcW w:type="dxa" w:w="1296"/>
+            <w:shd w:val="clear" w:color="auto" w:fill="E8F7EE"/>
+          </w:tcPr>
+          <w:p>
+            <w:r/>
+            <w:r>
+              <w:rPr>
+                <w:rFonts w:ascii="Arial" w:hAnsi="Arial"/>
+                <w:b/>
+                <w:sz w:val="19"/>
+              </w:rPr>
+              <w:t>0.5 hour</w:t>
+            </w:r>
+          </w:p>
+        </w:tc>
+        <w:tc>
+          <w:tcPr>
+            <w:tcW w:type="dxa" w:w="3744"/>
+            <w:shd w:val="clear" w:color="auto" w:fill="E8F7EE"/>
+          </w:tcPr>
+          <w:p>
+            <w:r/>
+            <w:r>
+              <w:rPr>
+                <w:rFonts w:ascii="Arial" w:hAnsi="Arial"/>
+                <w:b/>
+                <w:sz w:val="19"/>
+              </w:rPr>
+              <w:t>Written Assessment (WA) — Short-Answer Questions (SAQ)</w:t>
+            </w:r>
+          </w:p>
+        </w:tc>
+        <w:tc>
+          <w:tcPr>
+            <w:tcW w:type="dxa" w:w="4752"/>
+          </w:tcPr>
+          <w:p>
+            <w:r/>
+            <w:r>
+              <w:rPr>
+                <w:rFonts w:ascii="Arial" w:hAnsi="Arial"/>
+                <w:b w:val="0"/>
+                <w:sz w:val="19"/>
+              </w:rPr>
+              <w:t>6 open-ended knowledge questions covering K1–K5. Open book.</w:t>
+            </w:r>
+          </w:p>
+        </w:tc>
+      </w:tr>
+      <w:tr>
+        <w:tc>
+          <w:tcPr>
+            <w:tcW w:type="dxa" w:w="1296"/>
+            <w:shd w:val="clear" w:color="auto" w:fill="E8F7EE"/>
+          </w:tcPr>
+          <w:p>
+            <w:r/>
+            <w:r>
+              <w:rPr>
+                <w:rFonts w:ascii="Arial" w:hAnsi="Arial"/>
+                <w:b/>
+                <w:sz w:val="19"/>
+              </w:rPr>
+              <w:t>1 hour</w:t>
+            </w:r>
+          </w:p>
+        </w:tc>
+        <w:tc>
+          <w:tcPr>
+            <w:tcW w:type="dxa" w:w="3744"/>
+            <w:shd w:val="clear" w:color="auto" w:fill="E8F7EE"/>
+          </w:tcPr>
+          <w:p>
+            <w:r/>
+            <w:r>
+              <w:rPr>
+                <w:rFonts w:ascii="Arial" w:hAnsi="Arial"/>
+                <w:b/>
+                <w:sz w:val="19"/>
+              </w:rPr>
+              <w:t>Case Study (CS)</w:t>
+            </w:r>
+          </w:p>
+        </w:tc>
+        <w:tc>
+          <w:tcPr>
+            <w:tcW w:type="dxa" w:w="4752"/>
+          </w:tcPr>
+          <w:p>
+            <w:r/>
+            <w:r>
+              <w:rPr>
+                <w:rFonts w:ascii="Arial" w:hAnsi="Arial"/>
+                <w:b w:val="0"/>
+                <w:sz w:val="19"/>
+              </w:rPr>
+              <w:t>1 scenario with 4 tasks covering A1–A7. Open book.</w:t>
+            </w:r>
+          </w:p>
+        </w:tc>
+      </w:tr>
+      <w:tr>
+        <w:tc>
+          <w:tcPr>
+            <w:tcW w:type="dxa" w:w="1296"/>
+            <w:shd w:val="clear" w:color="auto" w:fill="E8F7EE"/>
+          </w:tcPr>
+          <w:p>
+            <w:r/>
+            <w:r>
+              <w:rPr>
+                <w:rFonts w:ascii="Arial" w:hAnsi="Arial"/>
+                <w:b/>
+                <w:sz w:val="19"/>
+              </w:rPr>
+              <w:t>15 min</w:t>
+            </w:r>
+          </w:p>
+        </w:tc>
+        <w:tc>
+          <w:tcPr>
+            <w:tcW w:type="dxa" w:w="3744"/>
+            <w:shd w:val="clear" w:color="auto" w:fill="E8F7EE"/>
+          </w:tcPr>
+          <w:p>
+            <w:r/>
+            <w:r>
+              <w:rPr>
+                <w:rFonts w:ascii="Arial" w:hAnsi="Arial"/>
+                <w:b/>
+                <w:sz w:val="19"/>
+              </w:rPr>
+              <w:t>Submission and records</w:t>
+            </w:r>
+          </w:p>
+        </w:tc>
+        <w:tc>
+          <w:tcPr>
+            <w:tcW w:type="dxa" w:w="4752"/>
+          </w:tcPr>
+          <w:p>
+            <w:r/>
+            <w:r>
+              <w:rPr>
+                <w:rFonts w:ascii="Arial" w:hAnsi="Arial"/>
+                <w:b w:val="0"/>
+                <w:sz w:val="19"/>
+              </w:rPr>
+              <w:t>Learners upload answers to the LMS and sign the Assessment Summary Record.</w:t>
+            </w:r>
+          </w:p>
+        </w:tc>
+      </w:tr>
+    </w:tbl>
+    <w:p/>
     <w:p>
       <w:pPr>
         <w:pStyle w:val="Heading1"/>
@@ -3729,7 +3985,7 @@
                 <w:b w:val="0"/>
                 <w:sz w:val="18"/>
               </w:rPr>
-              <w:t>A hospital innovation team in Singapore needed to test whether a self-service kiosk would …</w:t>
+              <w:t>A Singapore hospital team needed to test whether a self-service kiosk would cut queue time…</w:t>
             </w:r>
           </w:p>
         </w:tc>
@@ -4064,7 +4320,7 @@
                 <w:b w:val="0"/>
                 <w:sz w:val="18"/>
               </w:rPr>
-              <w:t>Boeing needed a competitive response to the Airbus A320neo quickly and cheaply…</w:t>
+              <w:t>Boeing needed a fast, cheap answer to the Airbus A320neo…</w:t>
             </w:r>
           </w:p>
         </w:tc>
